--- a/docs/literature/Kerkim_artikujsh_Modelimi_Kauzal_Sisteme_Komplekse_Stokastike_Deterministike_2020-2026.docx
+++ b/docs/literature/Kerkim_artikujsh_Modelimi_Kauzal_Sisteme_Komplekse_Stokastike_Deterministike_2020-2026.docx
@@ -8042,7 +8042,7 @@
             <w:vAlign w:val="top"/>
           </w:tcPr>
           <w:p>
-            <w:hyperlink w:history="1" r:id="rIdtik3h2zzonb9ixuhytm5p">
+            <w:hyperlink w:history="1" r:id="rId-difyh0wyb73qdr6m535r">
               <w:r>
                 <w:rPr>
                   <w:color w:val="1D4ED8"/>
@@ -9022,7 +9022,7 @@
             <w:vAlign w:val="top"/>
           </w:tcPr>
           <w:p>
-            <w:hyperlink w:history="1" r:id="rIdldow0a31dvvicosho2hg4">
+            <w:hyperlink w:history="1" r:id="rIdb87zaokiyvm_dzehhrlyt">
               <w:r>
                 <w:rPr>
                   <w:color w:val="1D4ED8"/>
@@ -10207,7 +10207,7 @@
             <w:vAlign w:val="top"/>
           </w:tcPr>
           <w:p>
-            <w:hyperlink w:history="1" r:id="rIdvieonlbceddgcseprgrng">
+            <w:hyperlink w:history="1" r:id="rIdqbqsrqzy1cx-js8i3uqr8">
               <w:r>
                 <w:rPr>
                   <w:color w:val="1D4ED8"/>
@@ -11400,7 +11400,7 @@
             <w:vAlign w:val="top"/>
           </w:tcPr>
           <w:p>
-            <w:hyperlink w:history="1" r:id="rId8z1ndmxlgc2reffnaqjwa">
+            <w:hyperlink w:history="1" r:id="rIdhqi23jgynjhzr_bmel36z">
               <w:r>
                 <w:rPr>
                   <w:color w:val="1D4ED8"/>
@@ -12549,7 +12549,7 @@
             <w:vAlign w:val="top"/>
           </w:tcPr>
           <w:p>
-            <w:hyperlink w:history="1" r:id="rIdhuos3s44-mbnr4jn_mjxb">
+            <w:hyperlink w:history="1" r:id="rId10gx1vpabdlqscyo6spd7">
               <w:r>
                 <w:rPr>
                   <w:color w:val="1D4ED8"/>
@@ -13799,7 +13799,7 @@
             <w:vAlign w:val="top"/>
           </w:tcPr>
           <w:p>
-            <w:hyperlink w:history="1" r:id="rIdbio8steiclksts2bhgw89">
+            <w:hyperlink w:history="1" r:id="rIdy7dzh99dbi0abqcfqg8a1">
               <w:r>
                 <w:rPr>
                   <w:color w:val="1D4ED8"/>
@@ -15016,7 +15016,7 @@
             <w:vAlign w:val="top"/>
           </w:tcPr>
           <w:p>
-            <w:hyperlink w:history="1" r:id="rIdpm2uz4bwbb88b7zar9vfl">
+            <w:hyperlink w:history="1" r:id="rIdgqmzmqcnwvpxo9oug_f65">
               <w:r>
                 <w:rPr>
                   <w:color w:val="1D4ED8"/>
@@ -16419,7 +16419,7 @@
             <w:vAlign w:val="top"/>
           </w:tcPr>
           <w:p>
-            <w:hyperlink w:history="1" r:id="rId8w7fjkk9magjcx6fdnem9">
+            <w:hyperlink w:history="1" r:id="rIdlevtobk2sanewzuaqwm36">
               <w:r>
                 <w:rPr>
                   <w:color w:val="1D4ED8"/>
@@ -17686,7 +17686,7 @@
             <w:vAlign w:val="top"/>
           </w:tcPr>
           <w:p>
-            <w:hyperlink w:history="1" r:id="rId3srvldvsubdc0nm6-kwpa">
+            <w:hyperlink w:history="1" r:id="rIdvljgn2rettuacn7ol0djk">
               <w:r>
                 <w:rPr>
                   <w:color w:val="1D4ED8"/>
@@ -19098,7 +19098,7 @@
             <w:vAlign w:val="top"/>
           </w:tcPr>
           <w:p>
-            <w:hyperlink w:history="1" r:id="rIdvlr-oyilogetuetltzjg4">
+            <w:hyperlink w:history="1" r:id="rId5cxrpu5pf-weyxvod5af6">
               <w:r>
                 <w:rPr>
                   <w:color w:val="1D4ED8"/>
@@ -20450,7 +20450,7 @@
             <w:vAlign w:val="top"/>
           </w:tcPr>
           <w:p>
-            <w:hyperlink w:history="1" r:id="rId2ffudpx3lozjdm_z1fkdh">
+            <w:hyperlink w:history="1" r:id="rIdlhr2svmzi30-fgzkpmifu">
               <w:r>
                 <w:rPr>
                   <w:color w:val="1D4ED8"/>
@@ -21870,7 +21870,7 @@
             <w:vAlign w:val="top"/>
           </w:tcPr>
           <w:p>
-            <w:hyperlink w:history="1" r:id="rId8cdft6rja5ptl8t1h0g7b">
+            <w:hyperlink w:history="1" r:id="rIdqh93ponpxx3o9ser9gg2c">
               <w:r>
                 <w:rPr>
                   <w:color w:val="1D4ED8"/>
@@ -23326,7 +23326,7 @@
             <w:vAlign w:val="top"/>
           </w:tcPr>
           <w:p>
-            <w:hyperlink w:history="1" r:id="rIdirvgfoy-41w_vvkfye85v">
+            <w:hyperlink w:history="1" r:id="rIdkt2ud_mimbb5owekeakha">
               <w:r>
                 <w:rPr>
                   <w:color w:val="1D4ED8"/>
@@ -24563,7 +24563,7 @@
             <w:vAlign w:val="top"/>
           </w:tcPr>
           <w:p>
-            <w:hyperlink w:history="1" r:id="rId7j3yc_a4wjyhx1lny18nr">
+            <w:hyperlink w:history="1" r:id="rIdm60m5prznhh-jqedc3vcn">
               <w:r>
                 <w:rPr>
                   <w:color w:val="1D4ED8"/>
@@ -25849,7 +25849,7 @@
             <w:vAlign w:val="top"/>
           </w:tcPr>
           <w:p>
-            <w:hyperlink w:history="1" r:id="rIdx9pgzgyyj2jyymheozma8">
+            <w:hyperlink w:history="1" r:id="rId6isv64nqrvkyhcolzlgwv">
               <w:r>
                 <w:rPr>
                   <w:color w:val="1D4ED8"/>
@@ -27266,7 +27266,7 @@
             <w:vAlign w:val="top"/>
           </w:tcPr>
           <w:p>
-            <w:hyperlink w:history="1" r:id="rIddstjz0qv2rj3wz0hvr26r">
+            <w:hyperlink w:history="1" r:id="rIdz-kb64i7il-msxdzokdwl">
               <w:r>
                 <w:rPr>
                   <w:color w:val="1D4ED8"/>
@@ -28345,7 +28345,7 @@
             <w:vAlign w:val="top"/>
           </w:tcPr>
           <w:p>
-            <w:hyperlink w:history="1" r:id="rIdpqloag0fjfp1sa2s3wleq">
+            <w:hyperlink w:history="1" r:id="rIdg67h9smfibqv-ex1qhn31">
               <w:r>
                 <w:rPr>
                   <w:color w:val="1D4ED8"/>
@@ -29724,7 +29724,7 @@
             <w:vAlign w:val="top"/>
           </w:tcPr>
           <w:p>
-            <w:hyperlink w:history="1" r:id="rIdblmafq03nyci5c4ffs0jt">
+            <w:hyperlink w:history="1" r:id="rIdkbuq4q_uxtcqvekqrvlf1">
               <w:r>
                 <w:rPr>
                   <w:color w:val="1D4ED8"/>
@@ -30532,7 +30532,7 @@
             <w:vAlign w:val="top"/>
           </w:tcPr>
           <w:p>
-            <w:hyperlink w:history="1" r:id="rIdsth69xp0_xm5o4fpndrk5">
+            <w:hyperlink w:history="1" r:id="rId0dxuyxnm029tigu2gvzlv">
               <w:r>
                 <w:rPr>
                   <w:color w:val="1D4ED8"/>
@@ -30592,9 +30592,9 @@
                 <w:sz w:val="18"/>
                 <w:szCs w:val="18"/>
               </w:rPr>
-              <w:t xml:space="preserve">Division of the Humanities and Social Sciences, California Institute of Technology (C. Hitchcock është profesor i filozofisë në Caltech; punimi shfaqet në CV-në e tij, </w:t>
-            </w:r>
-            <w:hyperlink w:history="1" r:id="rIdalrrhbxv0eowbocyc-ig6">
+              <w:t xml:space="preserve">Division of the Humanities and Social Sciences, California Institute of Technology (C. Hitchcock jep mësim filozofi në Caltech; punimi shfaqet në CV-në e Hitchcock-ut, </w:t>
+            </w:r>
+            <w:hyperlink w:history="1" r:id="rId45qt8cbwdtjsoopzstaod">
               <w:r>
                 <w:rPr>
                   <w:color w:val="1D4ED8"/>
@@ -31629,7 +31629,7 @@
             <w:vAlign w:val="top"/>
           </w:tcPr>
           <w:p>
-            <w:hyperlink w:history="1" r:id="rIdo_em1gsxhbjj2xnqq73sa">
+            <w:hyperlink w:history="1" r:id="rIdix9180oawh6erbemom_d9">
               <w:r>
                 <w:rPr>
                   <w:color w:val="1D4ED8"/>
@@ -34913,7 +34913,7 @@
               </w:rPr>
               <w:t xml:space="preserve">, 15, 4530. </w:t>
             </w:r>
-            <w:hyperlink w:history="1" r:id="rIdkunoebsg0zbpnmsug-8cc">
+            <w:hyperlink w:history="1" r:id="rIdnk_vu6sf1en7m9xmam4kp">
               <w:r>
                 <w:rPr>
                   <w:color w:val="1D4ED8"/>
@@ -35010,7 +35010,7 @@
               </w:rPr>
               <w:t xml:space="preserve">, 166, 13. </w:t>
             </w:r>
-            <w:hyperlink w:history="1" r:id="rIdjbvd-541ts9wbwk0auimx">
+            <w:hyperlink w:history="1" r:id="rIdxybz5_yi42st1mqtto9ch">
               <w:r>
                 <w:rPr>
                   <w:color w:val="1D4ED8"/>
@@ -35106,7 +35106,7 @@
               </w:rPr>
               <w:t xml:space="preserve">, 116(536), 1865–1880. </w:t>
             </w:r>
-            <w:hyperlink w:history="1" r:id="rIdcdrc1keolxmlzcy6fqjcx">
+            <w:hyperlink w:history="1" r:id="rId8z92zfd4oqz3hfww92qcb">
               <w:r>
                 <w:rPr>
                   <w:color w:val="1D4ED8"/>
@@ -35203,7 +35203,7 @@
               </w:rPr>
               <w:t xml:space="preserve">, 117, 10706–10714. </w:t>
             </w:r>
-            <w:hyperlink w:history="1" r:id="rId43mkqsiwrhgofspi61ycq">
+            <w:hyperlink w:history="1" r:id="rIdl6it0nh1ezkebeku43zqx">
               <w:r>
                 <w:rPr>
                   <w:color w:val="1D4ED8"/>
@@ -35299,7 +35299,7 @@
               </w:rPr>
               <w:t xml:space="preserve">, 584 (faqet nuk u panë). </w:t>
             </w:r>
-            <w:hyperlink w:history="1" r:id="rIdczknmtt6lau7umhl51pt1">
+            <w:hyperlink w:history="1" r:id="rIdfuxjrs6u18lpvrsquejcx">
               <w:r>
                 <w:rPr>
                   <w:color w:val="1D4ED8"/>
@@ -35396,7 +35396,7 @@
               </w:rPr>
               <w:t xml:space="preserve">, 116(536), 1789–1803. </w:t>
             </w:r>
-            <w:hyperlink w:history="1" r:id="rIdmygqgz9sbx4qyvfkwbmtt">
+            <w:hyperlink w:history="1" r:id="rIdrnhoy2wujwgqwuzxdwc9q">
               <w:r>
                 <w:rPr>
                   <w:color w:val="1D4ED8"/>
@@ -35492,7 +35492,7 @@
               </w:rPr>
               <w:t xml:space="preserve">, 7, 41. </w:t>
             </w:r>
-            <w:hyperlink w:history="1" r:id="rIdmc2pylw2e_rwb7f5naack">
+            <w:hyperlink w:history="1" r:id="rIdkjt6mvvhm9ayuwihokxg_">
               <w:r>
                 <w:rPr>
                   <w:color w:val="1D4ED8"/>
@@ -35589,7 +35589,7 @@
               </w:rPr>
               <w:t xml:space="preserve">, 10, 1008–1025. </w:t>
             </w:r>
-            <w:hyperlink w:history="1" r:id="rIdnij05oozhhccrzasqmted">
+            <w:hyperlink w:history="1" r:id="rId1varoxm2pmdr7-os_scyw">
               <w:r>
                 <w:rPr>
                   <w:color w:val="1D4ED8"/>
@@ -35685,7 +35685,7 @@
               </w:rPr>
               <w:t xml:space="preserve">, 7(2), 30. </w:t>
             </w:r>
-            <w:hyperlink w:history="1" r:id="rIdbeuoprbq54l5y_s0kchqc">
+            <w:hyperlink w:history="1" r:id="rIdihvsqycjzx7bc4ukrzqs9">
               <w:r>
                 <w:rPr>
                   <w:color w:val="1D4ED8"/>
@@ -35782,7 +35782,7 @@
               </w:rPr>
               <w:t xml:space="preserve">, 187(21). </w:t>
             </w:r>
-            <w:hyperlink w:history="1" r:id="rIdjw04ytgjnzzp5t24eaof3">
+            <w:hyperlink w:history="1" r:id="rIddtzfar5gexl9arc0smjnu">
               <w:r>
                 <w:rPr>
                   <w:color w:val="1D4ED8"/>
@@ -40426,7 +40426,7 @@
         </w:rPr>
         <w:t xml:space="preserve"> </w:t>
       </w:r>
-      <w:hyperlink w:history="1" r:id="rIdqi9asnbvwz4kce5u37wf0">
+      <w:hyperlink w:history="1" r:id="rIdr4_2mrtngq3rknt6h5wl0">
         <w:r>
           <w:rPr>
             <w:color w:val="1D4ED8"/>
@@ -40487,7 +40487,7 @@
         </w:rPr>
         <w:t xml:space="preserve"> </w:t>
       </w:r>
-      <w:hyperlink w:history="1" r:id="rIdlrk9r1x0xgzrqwhg9n-1b">
+      <w:hyperlink w:history="1" r:id="rIdi1t-cucrc0hczzrrxrdeg">
         <w:r>
           <w:rPr>
             <w:color w:val="1D4ED8"/>
@@ -40548,7 +40548,7 @@
         </w:rPr>
         <w:t xml:space="preserve"> </w:t>
       </w:r>
-      <w:hyperlink w:history="1" r:id="rIdx0ebbnxygyahieieqarsm">
+      <w:hyperlink w:history="1" r:id="rIdpibtc2czivcrw8nwnl57l">
         <w:r>
           <w:rPr>
             <w:color w:val="1D4ED8"/>
@@ -40609,7 +40609,7 @@
         </w:rPr>
         <w:t xml:space="preserve"> </w:t>
       </w:r>
-      <w:hyperlink w:history="1" r:id="rIdk2ozfg65yluazxyu3pnny">
+      <w:hyperlink w:history="1" r:id="rId1s_ilcsoykj0p5kfwxxiw">
         <w:r>
           <w:rPr>
             <w:color w:val="1D4ED8"/>
@@ -40670,7 +40670,7 @@
         </w:rPr>
         <w:t xml:space="preserve"> </w:t>
       </w:r>
-      <w:hyperlink w:history="1" r:id="rIdygiivdmshvgtkyuhu0alm">
+      <w:hyperlink w:history="1" r:id="rIdmoaztve8fml7_n4yshpa5">
         <w:r>
           <w:rPr>
             <w:color w:val="1D4ED8"/>
@@ -40731,7 +40731,7 @@
         </w:rPr>
         <w:t xml:space="preserve"> </w:t>
       </w:r>
-      <w:hyperlink w:history="1" r:id="rIdisix5ehnkv51scajsul7i">
+      <w:hyperlink w:history="1" r:id="rIdqmfx3mzyxntsxv6zhf1vr">
         <w:r>
           <w:rPr>
             <w:color w:val="1D4ED8"/>
@@ -40792,7 +40792,7 @@
         </w:rPr>
         <w:t xml:space="preserve"> </w:t>
       </w:r>
-      <w:hyperlink w:history="1" r:id="rId7scwfld3pnddnl7iqns5d">
+      <w:hyperlink w:history="1" r:id="rIdaop8vs3xqwrp1egtocy4_">
         <w:r>
           <w:rPr>
             <w:color w:val="1D4ED8"/>
@@ -40853,7 +40853,7 @@
         </w:rPr>
         <w:t xml:space="preserve"> </w:t>
       </w:r>
-      <w:hyperlink w:history="1" r:id="rIddy0ee4uxb1etklf-qn-jr">
+      <w:hyperlink w:history="1" r:id="rIdnvmgmllghcay3fn3k7kq2">
         <w:r>
           <w:rPr>
             <w:color w:val="1D4ED8"/>
@@ -40914,7 +40914,7 @@
         </w:rPr>
         <w:t xml:space="preserve"> </w:t>
       </w:r>
-      <w:hyperlink w:history="1" r:id="rIdlk2zndaqbc6hc33phvyx5">
+      <w:hyperlink w:history="1" r:id="rIdte915twl-o_qiq62q5pil">
         <w:r>
           <w:rPr>
             <w:color w:val="1D4ED8"/>
@@ -40975,7 +40975,7 @@
         </w:rPr>
         <w:t xml:space="preserve"> </w:t>
       </w:r>
-      <w:hyperlink w:history="1" r:id="rIddmbvbnqmkqcgg9q_0ipz6">
+      <w:hyperlink w:history="1" r:id="rIdnmrtsncnfkhz__osia5jh">
         <w:r>
           <w:rPr>
             <w:color w:val="1D4ED8"/>
@@ -41036,7 +41036,7 @@
         </w:rPr>
         <w:t xml:space="preserve"> </w:t>
       </w:r>
-      <w:hyperlink w:history="1" r:id="rIdd036vab73vhmbrk1hn-kg">
+      <w:hyperlink w:history="1" r:id="rIdm2ihz_btugyermdc05b7n">
         <w:r>
           <w:rPr>
             <w:color w:val="1D4ED8"/>
@@ -41097,7 +41097,7 @@
         </w:rPr>
         <w:t xml:space="preserve"> </w:t>
       </w:r>
-      <w:hyperlink w:history="1" r:id="rId20opjdep-nhlb7efxva2u">
+      <w:hyperlink w:history="1" r:id="rIdoisczfk4d63glwmscw1bc">
         <w:r>
           <w:rPr>
             <w:color w:val="1D4ED8"/>
@@ -41158,7 +41158,7 @@
         </w:rPr>
         <w:t xml:space="preserve"> </w:t>
       </w:r>
-      <w:hyperlink w:history="1" r:id="rId7u1pvsbthugabhqhroqyj">
+      <w:hyperlink w:history="1" r:id="rIdb4p7ag2h_pnvrodvesdoa">
         <w:r>
           <w:rPr>
             <w:color w:val="1D4ED8"/>
@@ -41348,7 +41348,7 @@
         </w:rPr>
         <w:t xml:space="preserve"> </w:t>
       </w:r>
-      <w:hyperlink w:history="1" r:id="rIdcx8owg0bgiz1kxcm83nww">
+      <w:hyperlink w:history="1" r:id="rIdbpudat8weh_kdlct4xnjl">
         <w:r>
           <w:rPr>
             <w:color w:val="1D4ED8"/>
@@ -41409,7 +41409,7 @@
         </w:rPr>
         <w:t xml:space="preserve"> </w:t>
       </w:r>
-      <w:hyperlink w:history="1" r:id="rIdlhsm6msfz4yzm25htbkkj">
+      <w:hyperlink w:history="1" r:id="rIdx2vrfbsijv_7sfwnesif6">
         <w:r>
           <w:rPr>
             <w:color w:val="1D4ED8"/>
@@ -41524,7 +41524,7 @@
         </w:rPr>
         <w:t xml:space="preserve"> </w:t>
       </w:r>
-      <w:hyperlink w:history="1" r:id="rIdcizjemojvkevqjyjrt0bd">
+      <w:hyperlink w:history="1" r:id="rIdbuq_om6v19ripg1x-qbqy">
         <w:r>
           <w:rPr>
             <w:color w:val="1D4ED8"/>
@@ -41585,7 +41585,7 @@
         </w:rPr>
         <w:t xml:space="preserve"> </w:t>
       </w:r>
-      <w:hyperlink w:history="1" r:id="rIdzvyu1usfh_iqt5ai_f7fs">
+      <w:hyperlink w:history="1" r:id="rIdza0wcfmqo0zdyiwjpewwz">
         <w:r>
           <w:rPr>
             <w:color w:val="1D4ED8"/>
@@ -41646,7 +41646,7 @@
         </w:rPr>
         <w:t xml:space="preserve"> </w:t>
       </w:r>
-      <w:hyperlink w:history="1" r:id="rIdjkguodczmz1g4-f66mdnq">
+      <w:hyperlink w:history="1" r:id="rIdvpm-ggqnjftskzxw5bu9l">
         <w:r>
           <w:rPr>
             <w:color w:val="1D4ED8"/>
@@ -41707,7 +41707,7 @@
         </w:rPr>
         <w:t xml:space="preserve"> </w:t>
       </w:r>
-      <w:hyperlink w:history="1" r:id="rIdmdutdlt-4ce8gdcsg9ntq">
+      <w:hyperlink w:history="1" r:id="rIdrl9llmfpz0enhmh9jrqyp">
         <w:r>
           <w:rPr>
             <w:color w:val="1D4ED8"/>
@@ -41768,7 +41768,7 @@
         </w:rPr>
         <w:t xml:space="preserve"> </w:t>
       </w:r>
-      <w:hyperlink w:history="1" r:id="rIdaq65jfdasrdswzb6dw5q2">
+      <w:hyperlink w:history="1" r:id="rIdvlz5ye7-8eykuytixv51q">
         <w:r>
           <w:rPr>
             <w:color w:val="1D4ED8"/>
@@ -41829,7 +41829,7 @@
         </w:rPr>
         <w:t xml:space="preserve"> </w:t>
       </w:r>
-      <w:hyperlink w:history="1" r:id="rIdfbamqn44cjxxx7jnzli6p">
+      <w:hyperlink w:history="1" r:id="rIdq5h198ulb9hzxzax7slad">
         <w:r>
           <w:rPr>
             <w:color w:val="1D4ED8"/>
@@ -41890,7 +41890,7 @@
         </w:rPr>
         <w:t xml:space="preserve"> </w:t>
       </w:r>
-      <w:hyperlink w:history="1" r:id="rIdiyp96okmqmmdiw2tm3usr">
+      <w:hyperlink w:history="1" r:id="rIdemupkmnywho2npwqu9hd4">
         <w:r>
           <w:rPr>
             <w:color w:val="1D4ED8"/>
@@ -41951,7 +41951,7 @@
         </w:rPr>
         <w:t xml:space="preserve"> </w:t>
       </w:r>
-      <w:hyperlink w:history="1" r:id="rIdotwiqjt2sctpg8bwwiptw">
+      <w:hyperlink w:history="1" r:id="rIdolz4qrywdgu0vvwhal209">
         <w:r>
           <w:rPr>
             <w:color w:val="1D4ED8"/>
@@ -42012,7 +42012,7 @@
         </w:rPr>
         <w:t xml:space="preserve"> </w:t>
       </w:r>
-      <w:hyperlink w:history="1" r:id="rIdzn6v9wvl30zrpk2j9voy7">
+      <w:hyperlink w:history="1" r:id="rIdxctrz6mibjt6tebii8msc">
         <w:r>
           <w:rPr>
             <w:color w:val="1D4ED8"/>
@@ -42073,7 +42073,7 @@
         </w:rPr>
         <w:t xml:space="preserve"> </w:t>
       </w:r>
-      <w:hyperlink w:history="1" r:id="rIdraqpsxbiyqy2gxahwlkgn">
+      <w:hyperlink w:history="1" r:id="rId4mzapcpbrjkknob7aubsq">
         <w:r>
           <w:rPr>
             <w:color w:val="1D4ED8"/>
@@ -42134,7 +42134,7 @@
         </w:rPr>
         <w:t xml:space="preserve"> </w:t>
       </w:r>
-      <w:hyperlink w:history="1" r:id="rIdvi0jm9npgf2sllu8hsxp4">
+      <w:hyperlink w:history="1" r:id="rIdh1orfeip4dv4wsnb4zeuh">
         <w:r>
           <w:rPr>
             <w:color w:val="1D4ED8"/>
@@ -42195,7 +42195,7 @@
         </w:rPr>
         <w:t xml:space="preserve"> </w:t>
       </w:r>
-      <w:hyperlink w:history="1" r:id="rIdps_btjbfospwovtyekoqq">
+      <w:hyperlink w:history="1" r:id="rId8_ldtf0lqatnl9w0j-mbs">
         <w:r>
           <w:rPr>
             <w:color w:val="1D4ED8"/>
@@ -42256,7 +42256,7 @@
         </w:rPr>
         <w:t xml:space="preserve"> </w:t>
       </w:r>
-      <w:hyperlink w:history="1" r:id="rIdczgdl8mj6cyoufcfskubc">
+      <w:hyperlink w:history="1" r:id="rIdf40jarcegnjlorrx_mqkz">
         <w:r>
           <w:rPr>
             <w:color w:val="1D4ED8"/>
@@ -42317,7 +42317,7 @@
         </w:rPr>
         <w:t xml:space="preserve"> </w:t>
       </w:r>
-      <w:hyperlink w:history="1" r:id="rIdllpthp28xvn_r30n0nxo7">
+      <w:hyperlink w:history="1" r:id="rIdsh_z3x0rmxqyb0rwrtozj">
         <w:r>
           <w:rPr>
             <w:color w:val="1D4ED8"/>
@@ -42378,7 +42378,7 @@
         </w:rPr>
         <w:t xml:space="preserve"> </w:t>
       </w:r>
-      <w:hyperlink w:history="1" r:id="rIdmvkeqp0jgm4nrgqprzmrf">
+      <w:hyperlink w:history="1" r:id="rIdxdu7ipcklu6_6yzr_nnbb">
         <w:r>
           <w:rPr>
             <w:color w:val="1D4ED8"/>
@@ -42439,7 +42439,7 @@
         </w:rPr>
         <w:t xml:space="preserve"> </w:t>
       </w:r>
-      <w:hyperlink w:history="1" r:id="rIdn_rgtophsu1lps1i4v_6o">
+      <w:hyperlink w:history="1" r:id="rIdzowdzopxorqh3amxulflk">
         <w:r>
           <w:rPr>
             <w:color w:val="1D4ED8"/>
@@ -42500,7 +42500,7 @@
         </w:rPr>
         <w:t xml:space="preserve"> </w:t>
       </w:r>
-      <w:hyperlink w:history="1" r:id="rId0ndgxrzzgvzcmexsiljvt">
+      <w:hyperlink w:history="1" r:id="rIdwuz9pqyljnjfu1ldnbtnh">
         <w:r>
           <w:rPr>
             <w:color w:val="1D4ED8"/>
@@ -42561,7 +42561,7 @@
         </w:rPr>
         <w:t xml:space="preserve"> </w:t>
       </w:r>
-      <w:hyperlink w:history="1" r:id="rIddci1xrnncnmembpccprcc">
+      <w:hyperlink w:history="1" r:id="rIdira9vhucn8c-enngo0y1e">
         <w:r>
           <w:rPr>
             <w:color w:val="1D4ED8"/>
@@ -42622,7 +42622,7 @@
         </w:rPr>
         <w:t xml:space="preserve"> </w:t>
       </w:r>
-      <w:hyperlink w:history="1" r:id="rIdrezfgb8d33usc-a5vulxo">
+      <w:hyperlink w:history="1" r:id="rIdqq7fbdx-zmnp1opjknqgz">
         <w:r>
           <w:rPr>
             <w:color w:val="1D4ED8"/>
@@ -42683,7 +42683,7 @@
         </w:rPr>
         <w:t xml:space="preserve"> </w:t>
       </w:r>
-      <w:hyperlink w:history="1" r:id="rIddncl7amtb2qlhyuop0oza">
+      <w:hyperlink w:history="1" r:id="rId8smdgvi2mfzqqj9dekup5">
         <w:r>
           <w:rPr>
             <w:color w:val="1D4ED8"/>
